--- a/docs/sotay.docx
+++ b/docs/sotay.docx
@@ -3821,27 +3821,6 @@
         </w:rPr>
         <w:t>QR &amp; KÊNH THÔNG TIN CHÍNH THỨC</w:t>
       </w:r>
-      <w:r>
-        <w:rPr>
-          <w:rFonts w:ascii="Times New Roman" w:hAnsi="Times New Roman" w:cs="Times New Roman"/>
-          <w:b/>
-          <w:sz w:val="26"/>
-          <w:szCs w:val="26"/>
-        </w:rPr>
-        <w:t xml:space="preserve"> </w:t>
-      </w:r>
-      <w:r>
-        <w:rPr>
-          <w:rFonts w:ascii="Times New Roman" w:hAnsi="Times New Roman" w:cs="Times New Roman"/>
-          <w:b/>
-          <w:color w:val="FF0000"/>
-          <w:sz w:val="26"/>
-          <w:szCs w:val="26"/>
-        </w:rPr>
-        <w:t>(Mr. Việt IT)</w:t>
-      </w:r>
-      <w:bookmarkStart w:id="0" w:name="_GoBack"/>
-      <w:bookmarkEnd w:id="0"/>
     </w:p>
     <w:p>
       <w:pPr>
@@ -3870,10 +3849,6 @@
     <w:p>
       <w:pPr>
         <w:pStyle w:val="ListParagraph"/>
-        <w:numPr>
-          <w:ilvl w:val="0"/>
-          <w:numId w:val="27"/>
-        </w:numPr>
         <w:spacing w:before="120" w:after="120" w:line="240" w:lineRule="auto"/>
         <w:contextualSpacing w:val="0"/>
         <w:rPr>
@@ -3884,11 +3859,73 @@
       </w:pPr>
       <w:r>
         <w:rPr>
-          <w:rFonts w:ascii="Times New Roman" w:hAnsi="Times New Roman" w:cs="Times New Roman"/>
-          <w:sz w:val="26"/>
-          <w:szCs w:val="26"/>
-        </w:rPr>
-        <w:t>QR danh bạ/hotline.</w:t>
+          <w:noProof/>
+        </w:rPr>
+        <w:drawing>
+          <wp:inline distT="0" distB="0" distL="0" distR="0" wp14:anchorId="10DE5A1A" wp14:editId="7E40ED94">
+            <wp:extent cx="1270660" cy="1291355"/>
+            <wp:effectExtent l="0" t="0" r="5715" b="4445"/>
+            <wp:docPr id="1" name="Picture 1"/>
+            <wp:cNvGraphicFramePr>
+              <a:graphicFrameLocks xmlns:a="http://schemas.openxmlformats.org/drawingml/2006/main" noChangeAspect="1"/>
+            </wp:cNvGraphicFramePr>
+            <a:graphic xmlns:a="http://schemas.openxmlformats.org/drawingml/2006/main">
+              <a:graphicData uri="http://schemas.openxmlformats.org/drawingml/2006/picture">
+                <pic:pic xmlns:pic="http://schemas.openxmlformats.org/drawingml/2006/picture">
+                  <pic:nvPicPr>
+                    <pic:cNvPr id="1" name=""/>
+                    <pic:cNvPicPr/>
+                  </pic:nvPicPr>
+                  <pic:blipFill>
+                    <a:blip r:embed="rId15"/>
+                    <a:stretch>
+                      <a:fillRect/>
+                    </a:stretch>
+                  </pic:blipFill>
+                  <pic:spPr>
+                    <a:xfrm>
+                      <a:off x="0" y="0"/>
+                      <a:ext cx="1284778" cy="1305703"/>
+                    </a:xfrm>
+                    <a:prstGeom prst="rect">
+                      <a:avLst/>
+                    </a:prstGeom>
+                  </pic:spPr>
+                </pic:pic>
+              </a:graphicData>
+            </a:graphic>
+          </wp:inline>
+        </w:drawing>
+      </w:r>
+    </w:p>
+    <w:p>
+      <w:pPr>
+        <w:pStyle w:val="ListParagraph"/>
+        <w:spacing w:before="120" w:after="120" w:line="240" w:lineRule="auto"/>
+        <w:contextualSpacing w:val="0"/>
+        <w:rPr>
+          <w:rFonts w:ascii="Times New Roman" w:hAnsi="Times New Roman" w:cs="Times New Roman"/>
+          <w:i/>
+          <w:sz w:val="26"/>
+          <w:szCs w:val="26"/>
+        </w:rPr>
+      </w:pPr>
+      <w:r>
+        <w:rPr>
+          <w:rFonts w:ascii="Times New Roman" w:hAnsi="Times New Roman" w:cs="Times New Roman"/>
+          <w:sz w:val="26"/>
+          <w:szCs w:val="26"/>
+        </w:rPr>
+        <w:t xml:space="preserve">     </w:t>
+      </w:r>
+      <w:r>
+        <w:rPr>
+          <w:rFonts w:ascii="Times New Roman" w:hAnsi="Times New Roman" w:cs="Times New Roman"/>
+          <w:i/>
+          <w:sz w:val="26"/>
+          <w:szCs w:val="26"/>
+        </w:rPr>
+        <w:t>QR bản đồ</w:t>
       </w:r>
     </w:p>
     <w:p>
@@ -3912,7 +3949,79 @@
           <w:sz w:val="26"/>
           <w:szCs w:val="26"/>
         </w:rPr>
-        <w:t>QR kết quả thi đấu nếu có.</w:t>
+        <w:t>QR danh bạ/hotline.</w:t>
+      </w:r>
+    </w:p>
+    <w:p>
+      <w:pPr>
+        <w:spacing w:before="120" w:after="120" w:line="240" w:lineRule="auto"/>
+        <w:ind w:left="720"/>
+        <w:rPr>
+          <w:rFonts w:ascii="Times New Roman" w:hAnsi="Times New Roman" w:cs="Times New Roman"/>
+          <w:sz w:val="26"/>
+          <w:szCs w:val="26"/>
+        </w:rPr>
+      </w:pPr>
+      <w:r>
+        <w:rPr>
+          <w:noProof/>
+        </w:rPr>
+        <w:drawing>
+          <wp:inline distT="0" distB="0" distL="0" distR="0" wp14:anchorId="7CAB6DA4" wp14:editId="0D3AD5CB">
+            <wp:extent cx="1294750" cy="1282535"/>
+            <wp:effectExtent l="0" t="0" r="1270" b="0"/>
+            <wp:docPr id="2" name="Picture 2"/>
+            <wp:cNvGraphicFramePr>
+              <a:graphicFrameLocks xmlns:a="http://schemas.openxmlformats.org/drawingml/2006/main" noChangeAspect="1"/>
+            </wp:cNvGraphicFramePr>
+            <a:graphic xmlns:a="http://schemas.openxmlformats.org/drawingml/2006/main">
+              <a:graphicData uri="http://schemas.openxmlformats.org/drawingml/2006/picture">
+                <pic:pic xmlns:pic="http://schemas.openxmlformats.org/drawingml/2006/picture">
+                  <pic:nvPicPr>
+                    <pic:cNvPr id="1" name=""/>
+                    <pic:cNvPicPr/>
+                  </pic:nvPicPr>
+                  <pic:blipFill>
+                    <a:blip r:embed="rId16"/>
+                    <a:stretch>
+                      <a:fillRect/>
+                    </a:stretch>
+                  </pic:blipFill>
+                  <pic:spPr>
+                    <a:xfrm>
+                      <a:off x="0" y="0"/>
+                      <a:ext cx="1322766" cy="1310287"/>
+                    </a:xfrm>
+                    <a:prstGeom prst="rect">
+                      <a:avLst/>
+                    </a:prstGeom>
+                  </pic:spPr>
+                </pic:pic>
+              </a:graphicData>
+            </a:graphic>
+          </wp:inline>
+        </w:drawing>
+      </w:r>
+    </w:p>
+    <w:p>
+      <w:pPr>
+        <w:spacing w:before="120" w:after="120" w:line="240" w:lineRule="auto"/>
+        <w:ind w:left="720"/>
+        <w:rPr>
+          <w:rFonts w:ascii="Times New Roman" w:hAnsi="Times New Roman" w:cs="Times New Roman"/>
+          <w:i/>
+          <w:sz w:val="26"/>
+          <w:szCs w:val="26"/>
+        </w:rPr>
+      </w:pPr>
+      <w:r>
+        <w:rPr>
+          <w:rFonts w:ascii="Times New Roman" w:hAnsi="Times New Roman" w:cs="Times New Roman"/>
+          <w:i/>
+          <w:sz w:val="26"/>
+          <w:szCs w:val="26"/>
+        </w:rPr>
+        <w:t>QR Danh bạ/hotline</w:t>
       </w:r>
     </w:p>
     <w:p>
@@ -3936,9 +4045,160 @@
           <w:sz w:val="26"/>
           <w:szCs w:val="26"/>
         </w:rPr>
-        <w:t xml:space="preserve">QR ảnh đại hội/ ảnh update hàng ngày </w:t>
-      </w:r>
-    </w:p>
+        <w:t>QR kết quả thi đấu nếu có</w:t>
+      </w:r>
+    </w:p>
+    <w:p>
+      <w:pPr>
+        <w:spacing w:before="120" w:after="120" w:line="240" w:lineRule="auto"/>
+        <w:rPr>
+          <w:rFonts w:ascii="Times New Roman" w:hAnsi="Times New Roman" w:cs="Times New Roman"/>
+          <w:sz w:val="26"/>
+          <w:szCs w:val="26"/>
+        </w:rPr>
+      </w:pPr>
+    </w:p>
+    <w:p>
+      <w:pPr>
+        <w:spacing w:before="120" w:after="120" w:line="240" w:lineRule="auto"/>
+        <w:rPr>
+          <w:rFonts w:ascii="Times New Roman" w:hAnsi="Times New Roman" w:cs="Times New Roman"/>
+          <w:sz w:val="26"/>
+          <w:szCs w:val="26"/>
+        </w:rPr>
+      </w:pPr>
+    </w:p>
+    <w:p>
+      <w:pPr>
+        <w:spacing w:before="120" w:after="120" w:line="240" w:lineRule="auto"/>
+        <w:rPr>
+          <w:rFonts w:ascii="Times New Roman" w:hAnsi="Times New Roman" w:cs="Times New Roman"/>
+          <w:sz w:val="26"/>
+          <w:szCs w:val="26"/>
+        </w:rPr>
+      </w:pPr>
+    </w:p>
+    <w:p>
+      <w:pPr>
+        <w:spacing w:before="120" w:after="120" w:line="240" w:lineRule="auto"/>
+        <w:rPr>
+          <w:rFonts w:ascii="Times New Roman" w:hAnsi="Times New Roman" w:cs="Times New Roman"/>
+          <w:sz w:val="26"/>
+          <w:szCs w:val="26"/>
+        </w:rPr>
+      </w:pPr>
+    </w:p>
+    <w:p>
+      <w:pPr>
+        <w:spacing w:before="120" w:after="120" w:line="240" w:lineRule="auto"/>
+        <w:rPr>
+          <w:rFonts w:ascii="Times New Roman" w:hAnsi="Times New Roman" w:cs="Times New Roman"/>
+          <w:sz w:val="26"/>
+          <w:szCs w:val="26"/>
+        </w:rPr>
+      </w:pPr>
+    </w:p>
+    <w:p>
+      <w:pPr>
+        <w:pStyle w:val="ListParagraph"/>
+        <w:numPr>
+          <w:ilvl w:val="0"/>
+          <w:numId w:val="27"/>
+        </w:numPr>
+        <w:spacing w:before="120" w:after="120" w:line="240" w:lineRule="auto"/>
+        <w:contextualSpacing w:val="0"/>
+        <w:rPr>
+          <w:rFonts w:ascii="Times New Roman" w:hAnsi="Times New Roman" w:cs="Times New Roman"/>
+          <w:sz w:val="26"/>
+          <w:szCs w:val="26"/>
+        </w:rPr>
+      </w:pPr>
+      <w:r>
+        <w:rPr>
+          <w:rFonts w:ascii="Times New Roman" w:hAnsi="Times New Roman" w:cs="Times New Roman"/>
+          <w:sz w:val="26"/>
+          <w:szCs w:val="26"/>
+        </w:rPr>
+        <w:lastRenderedPageBreak/>
+        <w:t>QR ảnh đại hội/ ảnh update hàng ngày</w:t>
+      </w:r>
+    </w:p>
+    <w:p>
+      <w:pPr>
+        <w:pStyle w:val="ListParagraph"/>
+        <w:spacing w:before="120" w:after="120" w:line="240" w:lineRule="auto"/>
+        <w:contextualSpacing w:val="0"/>
+        <w:rPr>
+          <w:rFonts w:ascii="Times New Roman" w:hAnsi="Times New Roman" w:cs="Times New Roman"/>
+          <w:sz w:val="26"/>
+          <w:szCs w:val="26"/>
+        </w:rPr>
+      </w:pPr>
+      <w:r>
+        <w:rPr>
+          <w:noProof/>
+        </w:rPr>
+        <w:drawing>
+          <wp:inline distT="0" distB="0" distL="0" distR="0" wp14:anchorId="12E0942A" wp14:editId="4F416D9F">
+            <wp:extent cx="1318161" cy="1318161"/>
+            <wp:effectExtent l="0" t="0" r="0" b="0"/>
+            <wp:docPr id="3" name="Picture 3"/>
+            <wp:cNvGraphicFramePr>
+              <a:graphicFrameLocks xmlns:a="http://schemas.openxmlformats.org/drawingml/2006/main" noChangeAspect="1"/>
+            </wp:cNvGraphicFramePr>
+            <a:graphic xmlns:a="http://schemas.openxmlformats.org/drawingml/2006/main">
+              <a:graphicData uri="http://schemas.openxmlformats.org/drawingml/2006/picture">
+                <pic:pic xmlns:pic="http://schemas.openxmlformats.org/drawingml/2006/picture">
+                  <pic:nvPicPr>
+                    <pic:cNvPr id="1" name=""/>
+                    <pic:cNvPicPr/>
+                  </pic:nvPicPr>
+                  <pic:blipFill>
+                    <a:blip r:embed="rId17"/>
+                    <a:stretch>
+                      <a:fillRect/>
+                    </a:stretch>
+                  </pic:blipFill>
+                  <pic:spPr>
+                    <a:xfrm>
+                      <a:off x="0" y="0"/>
+                      <a:ext cx="1331342" cy="1331342"/>
+                    </a:xfrm>
+                    <a:prstGeom prst="rect">
+                      <a:avLst/>
+                    </a:prstGeom>
+                  </pic:spPr>
+                </pic:pic>
+              </a:graphicData>
+            </a:graphic>
+          </wp:inline>
+        </w:drawing>
+      </w:r>
+    </w:p>
+    <w:p>
+      <w:pPr>
+        <w:pStyle w:val="ListParagraph"/>
+        <w:spacing w:before="120" w:after="120" w:line="240" w:lineRule="auto"/>
+        <w:contextualSpacing w:val="0"/>
+        <w:rPr>
+          <w:rFonts w:ascii="Times New Roman" w:hAnsi="Times New Roman" w:cs="Times New Roman"/>
+          <w:i/>
+          <w:sz w:val="26"/>
+          <w:szCs w:val="26"/>
+        </w:rPr>
+      </w:pPr>
+      <w:bookmarkStart w:id="0" w:name="_GoBack"/>
+      <w:r>
+        <w:rPr>
+          <w:rFonts w:ascii="Times New Roman" w:hAnsi="Times New Roman" w:cs="Times New Roman"/>
+          <w:i/>
+          <w:sz w:val="26"/>
+          <w:szCs w:val="26"/>
+        </w:rPr>
+        <w:t>QR ảnh đại hội</w:t>
+      </w:r>
+    </w:p>
+    <w:bookmarkEnd w:id="0"/>
     <w:p>
       <w:pPr>
         <w:spacing w:before="120" w:after="120" w:line="240" w:lineRule="auto"/>
@@ -4005,8 +4265,8 @@
       </w:r>
     </w:p>
     <w:sectPr>
-      <w:headerReference w:type="default" r:id="rId15"/>
-      <w:footerReference w:type="default" r:id="rId16"/>
+      <w:headerReference w:type="default" r:id="rId18"/>
+      <w:footerReference w:type="default" r:id="rId19"/>
       <w:pgSz w:w="12240" w:h="15840"/>
       <w:pgMar w:top="1020" w:right="1134" w:bottom="1020" w:left="1134" w:header="720" w:footer="720" w:gutter="0"/>
       <w:cols w:space="720"/>
